--- a/ResidentialBooking.docx
+++ b/ResidentialBooking.docx
@@ -940,7 +940,7 @@
           </mc:Choice>
           <mc:Fallback>
             <w:pict>
-              <v:group w14:anchorId="09F2BF66" id="Group 1" o:spid="_x0000_s1026" style="position:absolute;margin-left:0;margin-top:0;width:595.35pt;height:88pt;z-index:-15812096;mso-wrap-distance-left:0;mso-wrap-distance-right:0;mso-position-horizontal-relative:page;mso-position-vertical-relative:page" coordsize="75609,11176" o:gfxdata="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">
+              <v:group w14:anchorId="068588F9" id="Group 1" o:spid="_x0000_s1026" style="position:absolute;margin-left:0;margin-top:0;width:595.35pt;height:88pt;z-index:-15812096;mso-wrap-distance-left:0;mso-wrap-distance-right:0;mso-position-horizontal-relative:page;mso-position-vertical-relative:page" coordsize="75609,11176" o:gfxdata="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">
                 <v:shape id="Graphic 2" o:spid="_x0000_s1027" style="position:absolute;left:60;width:75546;height:1809;visibility:visible;mso-wrap-style:square;v-text-anchor:top" coordsize="7554595,180975" o:gfxdata="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" path="m7554533,l,,,180974r7554533,l7554533,xe" fillcolor="#cfc5c4" stroked="f">
                   <v:path arrowok="t"/>
                 </v:shape>
@@ -1086,41 +1086,43 @@
             </w:r>
           </w:p>
         </w:tc>
-        <w:sdt>
-          <w:sdtPr>
-            <w:rPr>
-              <w:rFonts w:ascii="Times New Roman"/>
-            </w:rPr>
-            <w:tag w:val="salutation"/>
-            <w:id w:val="271527495"/>
-            <w:placeholder>
-              <w:docPart w:val="DefaultPlaceholder_-1854013440"/>
-            </w:placeholder>
-            <w:showingPlcHdr/>
-          </w:sdtPr>
-          <w:sdtContent>
-            <w:tc>
-              <w:tcPr>
-                <w:tcW w:w="4717" w:type="dxa"/>
-              </w:tcPr>
-              <w:p>
-                <w:pPr>
-                  <w:pStyle w:val="TableParagraph"/>
-                  <w:rPr>
-                    <w:rFonts w:ascii="Times New Roman"/>
-                  </w:rPr>
-                </w:pPr>
+        <w:tc>
+          <w:tcPr>
+            <w:tcW w:w="4717" w:type="dxa"/>
+          </w:tcPr>
+          <w:p>
+            <w:pPr>
+              <w:pStyle w:val="TableParagraph"/>
+            </w:pPr>
+            <w:r>
+              <w:rPr>
+                <w:rFonts w:eastAsiaTheme="minorEastAsia" w:hint="eastAsia"/>
+                <w:lang w:eastAsia="zh-CN"/>
+              </w:rPr>
+              <w:t xml:space="preserve"> </w:t>
+            </w:r>
+            <w:sdt>
+              <w:sdtPr>
+                <w:tag w:val="salutation"/>
+                <w:id w:val="271527495"/>
+                <w:placeholder>
+                  <w:docPart w:val="DefaultPlaceholder_-1854013440"/>
+                </w:placeholder>
+              </w:sdtPr>
+              <w:sdtContent>
                 <w:r>
                   <w:rPr>
                     <w:rStyle w:val="PlaceholderText"/>
+                    <w:rFonts w:eastAsiaTheme="minorEastAsia"/>
                     <w:color w:val="auto"/>
+                    <w:lang w:eastAsia="zh-CN"/>
                   </w:rPr>
-                  <w:t>Click or tap here to enter text.</w:t>
+                  <w:t>salutation</w:t>
                 </w:r>
-              </w:p>
-            </w:tc>
-          </w:sdtContent>
-        </w:sdt>
+              </w:sdtContent>
+            </w:sdt>
+          </w:p>
+        </w:tc>
         <w:tc>
           <w:tcPr>
             <w:tcW w:w="991" w:type="dxa"/>
@@ -1150,9 +1152,6 @@
           <w:p>
             <w:pPr>
               <w:pStyle w:val="TableParagraph"/>
-              <w:rPr>
-                <w:rFonts w:ascii="Times New Roman"/>
-              </w:rPr>
             </w:pPr>
           </w:p>
         </w:tc>
@@ -1183,41 +1182,43 @@
             </w:r>
           </w:p>
         </w:tc>
-        <w:sdt>
-          <w:sdtPr>
-            <w:rPr>
-              <w:rFonts w:ascii="Times New Roman"/>
-            </w:rPr>
-            <w:tag w:val="clientname"/>
-            <w:id w:val="-377553125"/>
-            <w:placeholder>
-              <w:docPart w:val="DefaultPlaceholder_-1854013440"/>
-            </w:placeholder>
-            <w:showingPlcHdr/>
-          </w:sdtPr>
-          <w:sdtContent>
-            <w:tc>
-              <w:tcPr>
-                <w:tcW w:w="4717" w:type="dxa"/>
-              </w:tcPr>
-              <w:p>
-                <w:pPr>
-                  <w:pStyle w:val="TableParagraph"/>
-                  <w:rPr>
-                    <w:rFonts w:ascii="Times New Roman"/>
-                  </w:rPr>
-                </w:pPr>
+        <w:tc>
+          <w:tcPr>
+            <w:tcW w:w="4717" w:type="dxa"/>
+          </w:tcPr>
+          <w:p>
+            <w:pPr>
+              <w:pStyle w:val="TableParagraph"/>
+            </w:pPr>
+            <w:r>
+              <w:rPr>
+                <w:rFonts w:eastAsiaTheme="minorEastAsia" w:hint="eastAsia"/>
+                <w:lang w:eastAsia="zh-CN"/>
+              </w:rPr>
+              <w:t xml:space="preserve"> </w:t>
+            </w:r>
+            <w:sdt>
+              <w:sdtPr>
+                <w:tag w:val="clientname"/>
+                <w:id w:val="-377553125"/>
+                <w:placeholder>
+                  <w:docPart w:val="DefaultPlaceholder_-1854013440"/>
+                </w:placeholder>
+              </w:sdtPr>
+              <w:sdtContent>
+                <w:proofErr w:type="spellStart"/>
                 <w:r>
                   <w:rPr>
-                    <w:rStyle w:val="PlaceholderText"/>
-                    <w:color w:val="auto"/>
+                    <w:rFonts w:eastAsiaTheme="minorEastAsia"/>
+                    <w:lang w:eastAsia="zh-CN"/>
                   </w:rPr>
-                  <w:t>Click or tap here to enter text.</w:t>
+                  <w:t>clientname</w:t>
                 </w:r>
-              </w:p>
-            </w:tc>
-          </w:sdtContent>
-        </w:sdt>
+                <w:proofErr w:type="spellEnd"/>
+              </w:sdtContent>
+            </w:sdt>
+          </w:p>
+        </w:tc>
         <w:tc>
           <w:tcPr>
             <w:tcW w:w="991" w:type="dxa"/>
@@ -1260,9 +1261,6 @@
           <w:p>
             <w:pPr>
               <w:pStyle w:val="TableParagraph"/>
-              <w:rPr>
-                <w:rFonts w:ascii="Times New Roman"/>
-              </w:rPr>
             </w:pPr>
           </w:p>
         </w:tc>
@@ -1293,41 +1291,41 @@
             </w:r>
           </w:p>
         </w:tc>
-        <w:sdt>
-          <w:sdtPr>
-            <w:rPr>
-              <w:rFonts w:ascii="Times New Roman"/>
-            </w:rPr>
-            <w:tag w:val="addressline1"/>
-            <w:id w:val="-1294516646"/>
-            <w:placeholder>
-              <w:docPart w:val="DefaultPlaceholder_-1854013440"/>
-            </w:placeholder>
-            <w:showingPlcHdr/>
-          </w:sdtPr>
-          <w:sdtContent>
-            <w:tc>
-              <w:tcPr>
-                <w:tcW w:w="4717" w:type="dxa"/>
-              </w:tcPr>
-              <w:p>
-                <w:pPr>
-                  <w:pStyle w:val="TableParagraph"/>
-                  <w:rPr>
-                    <w:rFonts w:ascii="Times New Roman"/>
-                  </w:rPr>
-                </w:pPr>
+        <w:tc>
+          <w:tcPr>
+            <w:tcW w:w="4717" w:type="dxa"/>
+          </w:tcPr>
+          <w:p>
+            <w:pPr>
+              <w:pStyle w:val="TableParagraph"/>
+            </w:pPr>
+            <w:r>
+              <w:rPr>
+                <w:rFonts w:eastAsiaTheme="minorEastAsia" w:hint="eastAsia"/>
+                <w:lang w:eastAsia="zh-CN"/>
+              </w:rPr>
+              <w:t xml:space="preserve"> </w:t>
+            </w:r>
+            <w:sdt>
+              <w:sdtPr>
+                <w:tag w:val="addressline1"/>
+                <w:id w:val="-1294516646"/>
+                <w:placeholder>
+                  <w:docPart w:val="DefaultPlaceholder_-1854013440"/>
+                </w:placeholder>
+              </w:sdtPr>
+              <w:sdtContent>
                 <w:r>
                   <w:rPr>
-                    <w:rStyle w:val="PlaceholderText"/>
-                    <w:color w:val="auto"/>
+                    <w:rFonts w:eastAsiaTheme="minorEastAsia"/>
+                    <w:lang w:eastAsia="zh-CN"/>
                   </w:rPr>
-                  <w:t>Click or tap here to enter text.</w:t>
+                  <w:t>addressline1</w:t>
                 </w:r>
-              </w:p>
-            </w:tc>
-          </w:sdtContent>
-        </w:sdt>
+              </w:sdtContent>
+            </w:sdt>
+          </w:p>
+        </w:tc>
         <w:tc>
           <w:tcPr>
             <w:tcW w:w="991" w:type="dxa"/>
@@ -1363,41 +1361,43 @@
             </w:r>
           </w:p>
         </w:tc>
-        <w:sdt>
-          <w:sdtPr>
-            <w:rPr>
-              <w:rFonts w:ascii="Times New Roman"/>
-            </w:rPr>
-            <w:tag w:val="contactno"/>
-            <w:id w:val="590359112"/>
-            <w:placeholder>
-              <w:docPart w:val="DefaultPlaceholder_-1854013440"/>
-            </w:placeholder>
-            <w:showingPlcHdr/>
-          </w:sdtPr>
-          <w:sdtContent>
-            <w:tc>
-              <w:tcPr>
-                <w:tcW w:w="2780" w:type="dxa"/>
-              </w:tcPr>
-              <w:p>
-                <w:pPr>
-                  <w:pStyle w:val="TableParagraph"/>
-                  <w:rPr>
-                    <w:rFonts w:ascii="Times New Roman"/>
-                  </w:rPr>
-                </w:pPr>
+        <w:tc>
+          <w:tcPr>
+            <w:tcW w:w="2780" w:type="dxa"/>
+          </w:tcPr>
+          <w:p>
+            <w:pPr>
+              <w:pStyle w:val="TableParagraph"/>
+            </w:pPr>
+            <w:r>
+              <w:rPr>
+                <w:rFonts w:eastAsiaTheme="minorEastAsia" w:hint="eastAsia"/>
+                <w:lang w:eastAsia="zh-CN"/>
+              </w:rPr>
+              <w:t xml:space="preserve"> </w:t>
+            </w:r>
+            <w:sdt>
+              <w:sdtPr>
+                <w:tag w:val="contactno"/>
+                <w:id w:val="590359112"/>
+                <w:placeholder>
+                  <w:docPart w:val="DefaultPlaceholder_-1854013440"/>
+                </w:placeholder>
+              </w:sdtPr>
+              <w:sdtContent>
+                <w:proofErr w:type="spellStart"/>
                 <w:r>
                   <w:rPr>
-                    <w:rStyle w:val="PlaceholderText"/>
-                    <w:color w:val="auto"/>
+                    <w:rFonts w:eastAsiaTheme="minorEastAsia"/>
+                    <w:lang w:eastAsia="zh-CN"/>
                   </w:rPr>
-                  <w:t>Click or tap here to enter text.</w:t>
+                  <w:t>contactno</w:t>
                 </w:r>
-              </w:p>
-            </w:tc>
-          </w:sdtContent>
-        </w:sdt>
+                <w:proofErr w:type="spellEnd"/>
+              </w:sdtContent>
+            </w:sdt>
+          </w:p>
+        </w:tc>
       </w:tr>
       <w:tr>
         <w:trPr>
@@ -1416,41 +1416,41 @@
             </w:pPr>
           </w:p>
         </w:tc>
-        <w:sdt>
-          <w:sdtPr>
-            <w:rPr>
-              <w:rFonts w:ascii="Times New Roman"/>
-            </w:rPr>
-            <w:tag w:val="addressline2"/>
-            <w:id w:val="-440912305"/>
-            <w:placeholder>
-              <w:docPart w:val="DefaultPlaceholder_-1854013440"/>
-            </w:placeholder>
-            <w:showingPlcHdr/>
-          </w:sdtPr>
-          <w:sdtContent>
-            <w:tc>
-              <w:tcPr>
-                <w:tcW w:w="4717" w:type="dxa"/>
-              </w:tcPr>
-              <w:p>
-                <w:pPr>
-                  <w:pStyle w:val="TableParagraph"/>
-                  <w:rPr>
-                    <w:rFonts w:ascii="Times New Roman"/>
-                  </w:rPr>
-                </w:pPr>
+        <w:tc>
+          <w:tcPr>
+            <w:tcW w:w="4717" w:type="dxa"/>
+          </w:tcPr>
+          <w:p>
+            <w:pPr>
+              <w:pStyle w:val="TableParagraph"/>
+            </w:pPr>
+            <w:r>
+              <w:rPr>
+                <w:rFonts w:eastAsiaTheme="minorEastAsia" w:hint="eastAsia"/>
+                <w:lang w:eastAsia="zh-CN"/>
+              </w:rPr>
+              <w:t xml:space="preserve"> </w:t>
+            </w:r>
+            <w:sdt>
+              <w:sdtPr>
+                <w:tag w:val="addressline2"/>
+                <w:id w:val="-440912305"/>
+                <w:placeholder>
+                  <w:docPart w:val="DefaultPlaceholder_-1854013440"/>
+                </w:placeholder>
+              </w:sdtPr>
+              <w:sdtContent>
                 <w:r>
                   <w:rPr>
-                    <w:rStyle w:val="PlaceholderText"/>
-                    <w:color w:val="auto"/>
+                    <w:rFonts w:eastAsiaTheme="minorEastAsia"/>
+                    <w:lang w:eastAsia="zh-CN"/>
                   </w:rPr>
-                  <w:t>Click or tap here to enter text.</w:t>
+                  <w:t>addressline2</w:t>
                 </w:r>
-              </w:p>
-            </w:tc>
-          </w:sdtContent>
-        </w:sdt>
+              </w:sdtContent>
+            </w:sdt>
+          </w:p>
+        </w:tc>
         <w:tc>
           <w:tcPr>
             <w:tcW w:w="991" w:type="dxa"/>
@@ -1473,41 +1473,41 @@
             </w:r>
           </w:p>
         </w:tc>
-        <w:sdt>
-          <w:sdtPr>
-            <w:rPr>
-              <w:rFonts w:ascii="Times New Roman"/>
-            </w:rPr>
-            <w:tag w:val="email"/>
-            <w:id w:val="1454058250"/>
-            <w:placeholder>
-              <w:docPart w:val="DefaultPlaceholder_-1854013440"/>
-            </w:placeholder>
-            <w:showingPlcHdr/>
-          </w:sdtPr>
-          <w:sdtContent>
-            <w:tc>
-              <w:tcPr>
-                <w:tcW w:w="2780" w:type="dxa"/>
-              </w:tcPr>
-              <w:p>
-                <w:pPr>
-                  <w:pStyle w:val="TableParagraph"/>
-                  <w:rPr>
-                    <w:rFonts w:ascii="Times New Roman"/>
-                  </w:rPr>
-                </w:pPr>
+        <w:tc>
+          <w:tcPr>
+            <w:tcW w:w="2780" w:type="dxa"/>
+          </w:tcPr>
+          <w:p>
+            <w:pPr>
+              <w:pStyle w:val="TableParagraph"/>
+            </w:pPr>
+            <w:r>
+              <w:rPr>
+                <w:rFonts w:eastAsiaTheme="minorEastAsia" w:hint="eastAsia"/>
+                <w:lang w:eastAsia="zh-CN"/>
+              </w:rPr>
+              <w:t xml:space="preserve"> </w:t>
+            </w:r>
+            <w:sdt>
+              <w:sdtPr>
+                <w:tag w:val="email"/>
+                <w:id w:val="1454058250"/>
+                <w:placeholder>
+                  <w:docPart w:val="DefaultPlaceholder_-1854013440"/>
+                </w:placeholder>
+              </w:sdtPr>
+              <w:sdtContent>
                 <w:r>
                   <w:rPr>
-                    <w:rStyle w:val="PlaceholderText"/>
-                    <w:color w:val="auto"/>
+                    <w:rFonts w:eastAsiaTheme="minorEastAsia"/>
+                    <w:lang w:eastAsia="zh-CN"/>
                   </w:rPr>
-                  <w:t>Click or tap here to enter text.</w:t>
+                  <w:t>email</w:t>
                 </w:r>
-              </w:p>
-            </w:tc>
-          </w:sdtContent>
-        </w:sdt>
+              </w:sdtContent>
+            </w:sdt>
+          </w:p>
+        </w:tc>
       </w:tr>
       <w:tr>
         <w:trPr>
@@ -1526,41 +1526,41 @@
             </w:pPr>
           </w:p>
         </w:tc>
-        <w:sdt>
-          <w:sdtPr>
-            <w:rPr>
-              <w:rFonts w:ascii="Times New Roman"/>
-            </w:rPr>
-            <w:tag w:val="addressline3"/>
-            <w:id w:val="262736322"/>
-            <w:placeholder>
-              <w:docPart w:val="DefaultPlaceholder_-1854013440"/>
-            </w:placeholder>
-            <w:showingPlcHdr/>
-          </w:sdtPr>
-          <w:sdtContent>
-            <w:tc>
-              <w:tcPr>
-                <w:tcW w:w="4717" w:type="dxa"/>
-              </w:tcPr>
-              <w:p>
-                <w:pPr>
-                  <w:pStyle w:val="TableParagraph"/>
-                  <w:rPr>
-                    <w:rFonts w:ascii="Times New Roman"/>
-                  </w:rPr>
-                </w:pPr>
+        <w:tc>
+          <w:tcPr>
+            <w:tcW w:w="4717" w:type="dxa"/>
+          </w:tcPr>
+          <w:p>
+            <w:pPr>
+              <w:pStyle w:val="TableParagraph"/>
+            </w:pPr>
+            <w:r>
+              <w:rPr>
+                <w:rFonts w:eastAsiaTheme="minorEastAsia" w:hint="eastAsia"/>
+                <w:lang w:eastAsia="zh-CN"/>
+              </w:rPr>
+              <w:t xml:space="preserve"> </w:t>
+            </w:r>
+            <w:sdt>
+              <w:sdtPr>
+                <w:tag w:val="addressline3"/>
+                <w:id w:val="262736322"/>
+                <w:placeholder>
+                  <w:docPart w:val="DefaultPlaceholder_-1854013440"/>
+                </w:placeholder>
+              </w:sdtPr>
+              <w:sdtContent>
                 <w:r>
                   <w:rPr>
-                    <w:rStyle w:val="PlaceholderText"/>
-                    <w:color w:val="auto"/>
+                    <w:rFonts w:eastAsiaTheme="minorEastAsia"/>
+                    <w:lang w:eastAsia="zh-CN"/>
                   </w:rPr>
-                  <w:t>Click or tap here to enter text.</w:t>
+                  <w:t>addressline3</w:t>
                 </w:r>
-              </w:p>
-            </w:tc>
-          </w:sdtContent>
-        </w:sdt>
+              </w:sdtContent>
+            </w:sdt>
+          </w:p>
+        </w:tc>
         <w:tc>
           <w:tcPr>
             <w:tcW w:w="991" w:type="dxa"/>
@@ -1945,18 +1945,19 @@
           <w:placeholder>
             <w:docPart w:val="DefaultPlaceholder_-1854013440"/>
           </w:placeholder>
-          <w:showingPlcHdr/>
         </w:sdtPr>
         <w:sdtContent>
+          <w:proofErr w:type="spellStart"/>
           <w:r>
             <w:rPr>
-              <w:rStyle w:val="PlaceholderText"/>
-              <w:color w:val="auto"/>
+              <w:rFonts w:eastAsiaTheme="minorEastAsia"/>
+              <w:spacing w:val="-5"/>
               <w:sz w:val="26"/>
-              <w:szCs w:val="26"/>
+              <w:lang w:eastAsia="zh-CN"/>
             </w:rPr>
-            <w:t>Click or tap here to enter text.</w:t>
+            <w:t>systemsize</w:t>
           </w:r>
+          <w:proofErr w:type="spellEnd"/>
         </w:sdtContent>
       </w:sdt>
       <w:r>
@@ -2396,7 +2397,7 @@
           </mc:Choice>
           <mc:Fallback>
             <w:pict>
-              <v:shape w14:anchorId="09FFFE46" id="Graphic 13" o:spid="_x0000_s1026" style="position:absolute;margin-left:191pt;margin-top:-13.8pt;width:11.4pt;height:11.4pt;z-index:15731712;visibility:visible;mso-wrap-style:square;mso-wrap-distance-left:0;mso-wrap-distance-top:0;mso-wrap-distance-right:0;mso-wrap-distance-bottom:0;mso-position-horizontal:absolute;mso-position-horizontal-relative:page;mso-position-vertical:absolute;mso-position-vertical-relative:text;v-text-anchor:top" coordsize="144780,144780" o:gfxdata="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" path="m,144779r144780,l144780,,,,,144779xe" filled="f" strokeweight=".70553mm">
+              <v:shape w14:anchorId="317B25E5" id="Graphic 13" o:spid="_x0000_s1026" style="position:absolute;margin-left:191pt;margin-top:-13.8pt;width:11.4pt;height:11.4pt;z-index:15731712;visibility:visible;mso-wrap-style:square;mso-wrap-distance-left:0;mso-wrap-distance-top:0;mso-wrap-distance-right:0;mso-wrap-distance-bottom:0;mso-position-horizontal:absolute;mso-position-horizontal-relative:page;mso-position-vertical:absolute;mso-position-vertical-relative:text;v-text-anchor:top" coordsize="144780,144780" o:gfxdata="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" path="m,144779r144780,l144780,,,,,144779xe" filled="f" strokeweight=".70553mm">
                 <v:path arrowok="t"/>
                 <w10:wrap anchorx="page"/>
               </v:shape>
@@ -2487,7 +2488,7 @@
           </mc:Choice>
           <mc:Fallback>
             <w:pict>
-              <v:shape w14:anchorId="0B011D40" id="Graphic 14" o:spid="_x0000_s1026" style="position:absolute;margin-left:191.1pt;margin-top:3.7pt;width:11.4pt;height:11.4pt;z-index:15732224;visibility:visible;mso-wrap-style:square;mso-wrap-distance-left:0;mso-wrap-distance-top:0;mso-wrap-distance-right:0;mso-wrap-distance-bottom:0;mso-position-horizontal:absolute;mso-position-horizontal-relative:page;mso-position-vertical:absolute;mso-position-vertical-relative:text;v-text-anchor:top" coordsize="144780,144780" o:gfxdata="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" path="m,144779r144780,l144780,,,,,144779xe" filled="f" strokeweight=".70553mm">
+              <v:shape w14:anchorId="7DB32762" id="Graphic 14" o:spid="_x0000_s1026" style="position:absolute;margin-left:191.1pt;margin-top:3.7pt;width:11.4pt;height:11.4pt;z-index:15732224;visibility:visible;mso-wrap-style:square;mso-wrap-distance-left:0;mso-wrap-distance-top:0;mso-wrap-distance-right:0;mso-wrap-distance-bottom:0;mso-position-horizontal:absolute;mso-position-horizontal-relative:page;mso-position-vertical:absolute;mso-position-vertical-relative:text;v-text-anchor:top" coordsize="144780,144780" o:gfxdata="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" path="m,144779r144780,l144780,,,,,144779xe" filled="f" strokeweight=".70553mm">
                 <v:path arrowok="t"/>
                 <w10:wrap anchorx="page"/>
               </v:shape>
@@ -2867,7 +2868,7 @@
           </mc:Choice>
           <mc:Fallback>
             <w:pict>
-              <v:shape w14:anchorId="130A6155" id="Graphic 18" o:spid="_x0000_s1026" style="position:absolute;margin-left:191.05pt;margin-top:2.8pt;width:11.4pt;height:11.4pt;z-index:15732736;visibility:visible;mso-wrap-style:square;mso-wrap-distance-left:0;mso-wrap-distance-top:0;mso-wrap-distance-right:0;mso-wrap-distance-bottom:0;mso-position-horizontal:absolute;mso-position-horizontal-relative:page;mso-position-vertical:absolute;mso-position-vertical-relative:text;v-text-anchor:top" coordsize="144780,144780" o:gfxdata="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" path="m,144779r144780,l144780,,,,,144779xe" filled="f" strokeweight=".70553mm">
+              <v:shape w14:anchorId="0EC59F76" id="Graphic 18" o:spid="_x0000_s1026" style="position:absolute;margin-left:191.05pt;margin-top:2.8pt;width:11.4pt;height:11.4pt;z-index:15732736;visibility:visible;mso-wrap-style:square;mso-wrap-distance-left:0;mso-wrap-distance-top:0;mso-wrap-distance-right:0;mso-wrap-distance-bottom:0;mso-position-horizontal:absolute;mso-position-horizontal-relative:page;mso-position-vertical:absolute;mso-position-vertical-relative:text;v-text-anchor:top" coordsize="144780,144780" o:gfxdata="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" path="m,144779r144780,l144780,,,,,144779xe" filled="f" strokeweight=".70553mm">
                 <v:path arrowok="t"/>
                 <w10:wrap anchorx="page"/>
               </v:shape>
@@ -3719,7 +3720,7 @@
           </mc:Choice>
           <mc:Fallback>
             <w:pict>
-              <v:shape w14:anchorId="352995A1" id="Graphic 19" o:spid="_x0000_s1026" style="position:absolute;margin-left:340.2pt;margin-top:17.55pt;width:134.4pt;height:.1pt;z-index:-15727104;visibility:visible;mso-wrap-style:square;mso-wrap-distance-left:0;mso-wrap-distance-top:0;mso-wrap-distance-right:0;mso-wrap-distance-bottom:0;mso-position-horizontal:absolute;mso-position-horizontal-relative:page;mso-position-vertical:absolute;mso-position-vertical-relative:text;v-text-anchor:top" coordsize="1706880,1270" o:gfxdata="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" path="m,l1706880,e" filled="f">
+              <v:shape w14:anchorId="2A4F91D2" id="Graphic 19" o:spid="_x0000_s1026" style="position:absolute;margin-left:340.2pt;margin-top:17.55pt;width:134.4pt;height:.1pt;z-index:-15727104;visibility:visible;mso-wrap-style:square;mso-wrap-distance-left:0;mso-wrap-distance-top:0;mso-wrap-distance-right:0;mso-wrap-distance-bottom:0;mso-position-horizontal:absolute;mso-position-horizontal-relative:page;mso-position-vertical:absolute;mso-position-vertical-relative:text;v-text-anchor:top" coordsize="1706880,1270" o:gfxdata="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" path="m,l1706880,e" filled="f">
                 <v:path arrowok="t"/>
                 <w10:wrap type="topAndBottom" anchorx="page"/>
               </v:shape>
@@ -3822,7 +3823,7 @@
           </mc:Choice>
           <mc:Fallback>
             <w:pict>
-              <v:group w14:anchorId="1634DA52" id="Group 20" o:spid="_x0000_s1026" style="width:134.4pt;height:.75pt;mso-position-horizontal-relative:char;mso-position-vertical-relative:line" coordsize="17068,95" o:gfxdata="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">
+              <v:group w14:anchorId="4E759C98" id="Group 20" o:spid="_x0000_s1026" style="width:134.4pt;height:.75pt;mso-position-horizontal-relative:char;mso-position-vertical-relative:line" coordsize="17068,95" o:gfxdata="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">
                 <v:shape id="Graphic 21" o:spid="_x0000_s1027" style="position:absolute;top:47;width:17068;height:13;visibility:visible;mso-wrap-style:square;v-text-anchor:top" coordsize="1706880,1270" o:gfxdata="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" path="m,l1706880,e" filled="f">
                   <v:path arrowok="t"/>
                 </v:shape>
@@ -3946,16 +3947,19 @@
           <w:placeholder>
             <w:docPart w:val="DefaultPlaceholder_-1854013440"/>
           </w:placeholder>
-          <w:showingPlcHdr/>
         </w:sdtPr>
         <w:sdtContent>
+          <w:proofErr w:type="spellStart"/>
           <w:r>
             <w:rPr>
-              <w:rStyle w:val="PlaceholderText"/>
-              <w:color w:val="auto"/>
+              <w:rFonts w:eastAsiaTheme="minorEastAsia" w:hint="eastAsia"/>
+              <w:spacing w:val="-4"/>
+              <w:sz w:val="20"/>
+              <w:lang w:eastAsia="zh-CN"/>
             </w:rPr>
-            <w:t>Click or tap here to enter text.</w:t>
+            <w:t>agentname</w:t>
           </w:r>
+          <w:proofErr w:type="spellEnd"/>
         </w:sdtContent>
       </w:sdt>
       <w:r>
@@ -3993,16 +3997,19 @@
           <w:placeholder>
             <w:docPart w:val="DefaultPlaceholder_-1854013440"/>
           </w:placeholder>
-          <w:showingPlcHdr/>
         </w:sdtPr>
         <w:sdtContent>
+          <w:proofErr w:type="spellStart"/>
           <w:r>
             <w:rPr>
-              <w:rStyle w:val="PlaceholderText"/>
-              <w:color w:val="auto"/>
+              <w:rFonts w:eastAsiaTheme="minorEastAsia" w:hint="eastAsia"/>
+              <w:spacing w:val="-2"/>
+              <w:sz w:val="20"/>
+              <w:lang w:eastAsia="zh-CN"/>
             </w:rPr>
-            <w:t>Click or tap here to enter text.</w:t>
+            <w:t>clientname</w:t>
           </w:r>
+          <w:proofErr w:type="spellEnd"/>
         </w:sdtContent>
       </w:sdt>
     </w:p>
@@ -5133,6 +5140,8 @@
     <w:rsid w:val="002D68B3"/>
     <w:rsid w:val="00591276"/>
     <w:rsid w:val="00614B5B"/>
+    <w:rsid w:val="0095443C"/>
+    <w:rsid w:val="00987DC3"/>
     <w:rsid w:val="009B2FF8"/>
     <w:rsid w:val="00A20D23"/>
     <w:rsid w:val="00A46E10"/>
